--- a/lessons/3-1/downloads/3-1-notes-l2.docx
+++ b/lessons/3-1/downloads/3-1-notes-l2.docx
@@ -1960,47 +1960,6 @@
         <w:t xml:space="preserve">Write About the Math</w:t>
       </w:r>
     </w:p>
-    <w:p>
-      <w:pPr>
-        <w:spacing w:after="100"/>
-      </w:pPr>
-      <w:r>
-        <w:rPr>
-          <w:i/>
-          <w:iCs/>
-          <w:color w:val="5F6F80"/>
-          <w:sz w:val="19"/>
-          <w:szCs w:val="19"/>
-        </w:rPr>
-        <w:t xml:space="preserve">Use the support level you need. Every level answers the same math question.</w:t>
-      </w:r>
-    </w:p>
-    <w:p>
-      <w:pPr>
-        <w:pStyle w:val="Heading2"/>
-        <w:spacing w:after="80" w:before="180"/>
-      </w:pPr>
-      <w:r>
-        <w:rPr>
-          <w:b/>
-          <w:bCs/>
-          <w:color w:val="12355B"/>
-          <w:sz w:val="24"/>
-          <w:szCs w:val="24"/>
-        </w:rPr>
-        <w:t xml:space="preserve">1. Understand the Question</w:t>
-      </w:r>
-      <w:r>
-        <w:rPr>
-          <w:i/>
-          <w:iCs/>
-          <w:color w:val="B97A12"/>
-          <w:sz w:val="19"/>
-          <w:szCs w:val="19"/>
-        </w:rPr>
-        <w:t xml:space="preserve">   explain</w:t>
-      </w:r>
-    </w:p>
     <w:tbl>
       <w:tblPr>
         <w:tblW w:type="pct" w:w="100%"/>
@@ -2040,71 +1999,27 @@
               <w:t xml:space="preserve">The school cafeteria is planning a new lunch menu. They want to offer 3 main dishes for every 2 side dishes. If they have 10 side dishes, the cafeteria manager needs to figure out how many main dishes to prepare?</w:t>
             </w:r>
           </w:p>
-          <w:p>
-            <w:pPr>
-              <w:spacing w:after="0"/>
-            </w:pPr>
-            <w:r>
-              <w:rPr>
-                <w:b/>
-                <w:bCs/>
-                <w:color w:val="12355B"/>
-                <w:sz w:val="20"/>
-                <w:szCs w:val="20"/>
-              </w:rPr>
-              <w:t xml:space="preserve">Your job:  </w:t>
-            </w:r>
-            <w:r>
-              <w:rPr>
-                <w:sz w:val="20"/>
-                <w:szCs w:val="20"/>
-              </w:rPr>
-              <w:t xml:space="preserve">Answer the question. Use math evidence. Explain how the evidence proves your answer.</w:t>
-            </w:r>
-            <w:r>
-              <w:rPr>
-                <w:i/>
-                <w:iCs/>
-                <w:color w:val="5F6F80"/>
-                <w:sz w:val="18"/>
-                <w:szCs w:val="18"/>
-              </w:rPr>
-              <w:br/>
-              <w:t xml:space="preserve">Responde la pregunta. Usa evidencia matemática. Explica cómo la evidencia demuestra tu respuesta.</w:t>
-            </w:r>
-          </w:p>
         </w:tc>
       </w:tr>
     </w:tbl>
     <w:p>
       <w:pPr>
-        <w:pStyle w:val="Heading2"/>
-        <w:spacing w:after="80" w:before="180"/>
-      </w:pPr>
-      <w:r>
-        <w:rPr>
-          <w:b/>
-          <w:bCs/>
-          <w:color w:val="12355B"/>
-          <w:sz w:val="24"/>
-          <w:szCs w:val="24"/>
-        </w:rPr>
-        <w:t xml:space="preserve">2. Plan Your Math Words</w:t>
-      </w:r>
+        <w:spacing w:after="100"/>
+      </w:pPr>
       <w:r>
         <w:rPr>
           <w:i/>
           <w:iCs/>
-          <w:color w:val="1FA6A2"/>
+          <w:color w:val="5F6F80"/>
           <w:sz w:val="19"/>
           <w:szCs w:val="19"/>
         </w:rPr>
-        <w:t xml:space="preserve">   check at least two</w:t>
-      </w:r>
-    </w:p>
-    <w:p>
-      <w:pPr>
-        <w:spacing w:after="60"/>
+        <w:t xml:space="preserve">Say your answer to a partner first. Then write it, using at least two of these words:</w:t>
+      </w:r>
+    </w:p>
+    <w:p>
+      <w:pPr>
+        <w:spacing w:after="40"/>
       </w:pPr>
       <w:r>
         <w:rPr>
@@ -2124,14 +2039,7 @@
           <w:sz w:val="20"/>
           <w:szCs w:val="20"/>
         </w:rPr>
-        <w:t xml:space="preserve">Understand Ratios — </w:t>
-      </w:r>
-      <w:r>
-        <w:rPr>
-          <w:sz w:val="20"/>
-          <w:szCs w:val="20"/>
-        </w:rPr>
-        <w:t xml:space="preserve">Use a ratio to compare two quantities by division.</w:t>
+        <w:t xml:space="preserve">Ratio</w:t>
       </w:r>
       <w:r>
         <w:rPr>
@@ -2141,13 +2049,12 @@
           <w:sz w:val="18"/>
           <w:szCs w:val="18"/>
         </w:rPr>
-        <w:br/>
-        <w:t xml:space="preserve">Comprender razones — Usar una razón para comparar dos cantidades mediante la división.</w:t>
-      </w:r>
-    </w:p>
-    <w:p>
-      <w:pPr>
-        <w:spacing w:after="60"/>
+        <w:t xml:space="preserve">  ·  Razón</w:t>
+      </w:r>
+    </w:p>
+    <w:p>
+      <w:pPr>
+        <w:spacing w:after="40"/>
       </w:pPr>
       <w:r>
         <w:rPr>
@@ -2167,14 +2074,7 @@
           <w:sz w:val="20"/>
           <w:szCs w:val="20"/>
         </w:rPr>
-        <w:t xml:space="preserve">Ratio — </w:t>
-      </w:r>
-      <w:r>
-        <w:rPr>
-          <w:sz w:val="20"/>
-          <w:szCs w:val="20"/>
-        </w:rPr>
-        <w:t xml:space="preserve">A way to compare two amounts, like 3 to 2.</w:t>
+        <w:t xml:space="preserve">Comparison</w:t>
       </w:r>
       <w:r>
         <w:rPr>
@@ -2184,13 +2084,12 @@
           <w:sz w:val="18"/>
           <w:szCs w:val="18"/>
         </w:rPr>
-        <w:br/>
-        <w:t xml:space="preserve">Razón — Una manera de comparar dos cantidades, como 3 a 2.</w:t>
-      </w:r>
-    </w:p>
-    <w:p>
-      <w:pPr>
-        <w:spacing w:after="60"/>
+        <w:t xml:space="preserve">  ·  Comparación</w:t>
+      </w:r>
+    </w:p>
+    <w:p>
+      <w:pPr>
+        <w:spacing w:after="40"/>
       </w:pPr>
       <w:r>
         <w:rPr>
@@ -2210,14 +2109,7 @@
           <w:sz w:val="20"/>
           <w:szCs w:val="20"/>
         </w:rPr>
-        <w:t xml:space="preserve">Comparison — </w:t>
-      </w:r>
-      <w:r>
-        <w:rPr>
-          <w:sz w:val="20"/>
-          <w:szCs w:val="20"/>
-        </w:rPr>
-        <w:t xml:space="preserve">Looking at two or more amounts to see how they are related.</w:t>
+        <w:t xml:space="preserve">Part-to-part</w:t>
       </w:r>
       <w:r>
         <w:rPr>
@@ -2227,13 +2119,12 @@
           <w:sz w:val="18"/>
           <w:szCs w:val="18"/>
         </w:rPr>
-        <w:br/>
-        <w:t xml:space="preserve">Comparación — Mirar dos o más cantidades para ver cómo se relacionan.</w:t>
-      </w:r>
-    </w:p>
-    <w:p>
-      <w:pPr>
-        <w:spacing w:after="60"/>
+        <w:t xml:space="preserve">  ·  Parte a parte</w:t>
+      </w:r>
+    </w:p>
+    <w:p>
+      <w:pPr>
+        <w:spacing w:after="40"/>
       </w:pPr>
       <w:r>
         <w:rPr>
@@ -2253,14 +2144,7 @@
           <w:sz w:val="20"/>
           <w:szCs w:val="20"/>
         </w:rPr>
-        <w:t xml:space="preserve">Part-to-part — </w:t>
-      </w:r>
-      <w:r>
-        <w:rPr>
-          <w:sz w:val="20"/>
-          <w:szCs w:val="20"/>
-        </w:rPr>
-        <w:t xml:space="preserve">A ratio comparing one part of a group to another part.</w:t>
+        <w:t xml:space="preserve">Part-to-whole</w:t>
       </w:r>
       <w:r>
         <w:rPr>
@@ -2270,13 +2154,12 @@
           <w:sz w:val="18"/>
           <w:szCs w:val="18"/>
         </w:rPr>
-        <w:br/>
-        <w:t xml:space="preserve">Parte a parte — Una razón que compara una parte de un grupo con otra parte.</w:t>
-      </w:r>
-    </w:p>
-    <w:p>
-      <w:pPr>
-        <w:spacing w:after="60"/>
+        <w:t xml:space="preserve">  ·  Parte a todo</w:t>
+      </w:r>
+    </w:p>
+    <w:p>
+      <w:pPr>
+        <w:spacing w:after="40"/>
       </w:pPr>
       <w:r>
         <w:rPr>
@@ -2296,14 +2179,7 @@
           <w:sz w:val="20"/>
           <w:szCs w:val="20"/>
         </w:rPr>
-        <w:t xml:space="preserve">Part-to-whole — </w:t>
-      </w:r>
-      <w:r>
-        <w:rPr>
-          <w:sz w:val="20"/>
-          <w:szCs w:val="20"/>
-        </w:rPr>
-        <w:t xml:space="preserve">A ratio comparing one part to the whole group.</w:t>
+        <w:t xml:space="preserve">Colon notation</w:t>
       </w:r>
       <w:r>
         <w:rPr>
@@ -2313,109 +2189,7 @@
           <w:sz w:val="18"/>
           <w:szCs w:val="18"/>
         </w:rPr>
-        <w:br/>
-        <w:t xml:space="preserve">Parte a todo — Una razón que compara una parte con todo el grupo.</w:t>
-      </w:r>
-    </w:p>
-    <w:tbl>
-      <w:tblPr>
-        <w:tblW w:type="pct" w:w="100%"/>
-        <w:tblBorders>
-          <w:top w:val="single" w:color="1FA6A2" w:sz="8"/>
-          <w:left w:val="single" w:color="1FA6A2" w:sz="8"/>
-          <w:bottom w:val="single" w:color="1FA6A2" w:sz="8"/>
-          <w:right w:val="single" w:color="1FA6A2" w:sz="8"/>
-          <w:insideH w:val="single" w:color="auto" w:sz="4"/>
-          <w:insideV w:val="single" w:color="auto" w:sz="4"/>
-        </w:tblBorders>
-      </w:tblPr>
-      <w:tblGrid>
-        <w:gridCol w:w="100"/>
-      </w:tblGrid>
-      <w:tr>
-        <w:tc>
-          <w:tcPr>
-            <w:shd w:fill="F7FFFD" w:color="auto" w:val="clear"/>
-            <w:tcMar>
-              <w:top w:type="dxa" w:w="120"/>
-              <w:left w:type="dxa" w:w="180"/>
-              <w:bottom w:type="dxa" w:w="120"/>
-              <w:right w:type="dxa" w:w="180"/>
-            </w:tcMar>
-          </w:tcPr>
-          <w:p>
-            <w:pPr>
-              <w:spacing w:after="50"/>
-            </w:pPr>
-            <w:r>
-              <w:rPr>
-                <w:b/>
-                <w:bCs/>
-                <w:color w:val="1FA6A2"/>
-                <w:sz w:val="20"/>
-                <w:szCs w:val="20"/>
-              </w:rPr>
-              <w:t xml:space="preserve">Say it first:  </w:t>
-            </w:r>
-            <w:r>
-              <w:rPr>
-                <w:sz w:val="20"/>
-                <w:szCs w:val="20"/>
-              </w:rPr>
-              <w:t xml:space="preserve">Say your idea to a partner or quietly to yourself before you write.</w:t>
-            </w:r>
-          </w:p>
-          <w:p>
-            <w:pPr>
-              <w:spacing w:after="60"/>
-            </w:pPr>
-            <w:r>
-              <w:rPr>
-                <w:color w:val="1A2733"/>
-                <w:sz w:val="21"/>
-                <w:szCs w:val="21"/>
-              </w:rPr>
-              <w:t xml:space="preserve">For every ___ main dishes the cafeteria serves ___ side dishes, so with 10 side dishes they need ___ main dishes.</w:t>
-            </w:r>
-            <w:r>
-              <w:rPr>
-                <w:i/>
-                <w:iCs/>
-                <w:color w:val="5F6F80"/>
-                <w:sz w:val="19"/>
-                <w:szCs w:val="19"/>
-              </w:rPr>
-              <w:br/>
-              <w:t xml:space="preserve">Di tu respuesta primero: Mi respuesta es ___ porque ___.</w:t>
-            </w:r>
-          </w:p>
-        </w:tc>
-      </w:tr>
-    </w:tbl>
-    <w:p>
-      <w:pPr>
-        <w:pStyle w:val="Heading2"/>
-        <w:spacing w:after="80" w:before="180"/>
-      </w:pPr>
-      <w:r>
-        <w:rPr>
-          <w:b/>
-          <w:bCs/>
-          <w:color w:val="12355B"/>
-          <w:sz w:val="24"/>
-          <w:szCs w:val="24"/>
-        </w:rPr>
-        <w:t xml:space="preserve">3. Build Your Explanation</w:t>
-      </w:r>
-      <w:r>
-        <w:rPr>
-          <w:i/>
-          <w:iCs/>
-          <w:color w:val="B97A12"/>
-          <w:sz w:val="19"/>
-          <w:szCs w:val="19"/>
-        </w:rPr>
-        <w:t xml:space="preserve">   choose your support</w:t>
+        <w:t xml:space="preserve">  ·  Notación con dos puntos</w:t>
       </w:r>
     </w:p>
     <w:tbl>
@@ -2446,21 +2220,6 @@
           </w:tcPr>
           <w:p>
             <w:pPr>
-              <w:spacing w:after="50"/>
-            </w:pPr>
-            <w:r>
-              <w:rPr>
-                <w:i/>
-                <w:iCs/>
-                <w:color w:val="5F6F80"/>
-                <w:sz w:val="19"/>
-                <w:szCs w:val="19"/>
-              </w:rPr>
-              <w:t xml:space="preserve">This model shows the parts of an explanation. It does not answer your writing question.</w:t>
-            </w:r>
-          </w:p>
-          <w:p>
-            <w:pPr>
               <w:spacing w:after="80"/>
             </w:pPr>
             <w:r>
@@ -2471,58 +2230,14 @@
                 <w:sz w:val="19"/>
                 <w:szCs w:val="19"/>
               </w:rPr>
-              <w:t xml:space="preserve">Claim:  </w:t>
+              <w:t xml:space="preserve">Model:  </w:t>
             </w:r>
             <w:r>
               <w:rPr>
                 <w:sz w:val="19"/>
                 <w:szCs w:val="19"/>
               </w:rPr>
-              <w:t xml:space="preserve">The recipe uses 3 cups of apple juice for every 2 cups of sparkling water.</w:t>
-            </w:r>
-          </w:p>
-          <w:p>
-            <w:pPr>
-              <w:spacing w:after="80"/>
-            </w:pPr>
-            <w:r>
-              <w:rPr>
-                <w:b/>
-                <w:bCs/>
-                <w:color w:val="12355B"/>
-                <w:sz w:val="19"/>
-                <w:szCs w:val="19"/>
-              </w:rPr>
-              <w:t xml:space="preserve">Evidence:  </w:t>
-            </w:r>
-            <w:r>
-              <w:rPr>
-                <w:sz w:val="19"/>
-                <w:szCs w:val="19"/>
-              </w:rPr>
-              <w:t xml:space="preserve">A strong answer names that apple juice and sparkling water are being compared and states the relationship as 3 to 2 (or 'for every 3 apple juice, 2 sparkling water'), not just that there is more apple juice.</w:t>
-            </w:r>
-          </w:p>
-          <w:p>
-            <w:pPr>
-              <w:spacing w:after="80"/>
-            </w:pPr>
-            <w:r>
-              <w:rPr>
-                <w:b/>
-                <w:bCs/>
-                <w:color w:val="12355B"/>
-                <w:sz w:val="19"/>
-                <w:szCs w:val="19"/>
-              </w:rPr>
-              <w:t xml:space="preserve">Reasoning:  </w:t>
-            </w:r>
-            <w:r>
-              <w:rPr>
-                <w:sz w:val="19"/>
-                <w:szCs w:val="19"/>
-              </w:rPr>
-              <w:t xml:space="preserve">This evidence connects the definition of understand ratios to the mathematical claim.</w:t>
+              <w:t xml:space="preserve">The recipe uses 3 cups of apple juice for every 2 cups of sparkling water. — A strong answer names that apple juice and sparkling water are being compared and states the relationship as 3 to 2 (or 'for every 3 apple juice, 2 sparkling water'), not just that there is more apple juice.</w:t>
             </w:r>
           </w:p>
         </w:tc>
@@ -2601,7 +2316,7 @@
           <w:sz w:val="21"/>
           <w:szCs w:val="21"/>
         </w:rPr>
-        <w:t xml:space="preserve">My answer is ___.</w:t>
+        <w:t xml:space="preserve">My answer is ___ because ___.</w:t>
       </w:r>
       <w:r>
         <w:rPr>
@@ -2612,7 +2327,7 @@
           <w:szCs w:val="19"/>
         </w:rPr>
         <w:br/>
-        <w:t xml:space="preserve">Mi respuesta es ___.</w:t>
+        <w:t xml:space="preserve">Mi respuesta es ___ porque ___.</w:t>
       </w:r>
     </w:p>
     <w:tbl>
@@ -2752,7 +2467,7 @@
           <w:sz w:val="21"/>
           <w:szCs w:val="21"/>
         </w:rPr>
-        <w:t xml:space="preserve">I know because ___.</w:t>
+        <w:t xml:space="preserve">My evidence is ___, so ___.</w:t>
       </w:r>
       <w:r>
         <w:rPr>
@@ -2763,31 +2478,7 @@
           <w:szCs w:val="19"/>
         </w:rPr>
         <w:br/>
-        <w:t xml:space="preserve">Lo sé porque ___.</w:t>
-      </w:r>
-    </w:p>
-    <w:p>
-      <w:pPr>
-        <w:spacing w:after="60"/>
-      </w:pPr>
-      <w:r>
-        <w:rPr>
-          <w:color w:val="1A2733"/>
-          <w:sz w:val="21"/>
-          <w:szCs w:val="21"/>
-        </w:rPr>
-        <w:t xml:space="preserve">So ___.</w:t>
-      </w:r>
-      <w:r>
-        <w:rPr>
-          <w:i/>
-          <w:iCs/>
-          <w:color w:val="5F6F80"/>
-          <w:sz w:val="19"/>
-          <w:szCs w:val="19"/>
-        </w:rPr>
-        <w:br/>
-        <w:t xml:space="preserve">Entonces ___.</w:t>
+        <w:t xml:space="preserve">Mi evidencia es ___, entonces ___.</w:t>
       </w:r>
     </w:p>
     <w:tbl>
@@ -2893,78 +2584,6 @@
         <w:t xml:space="preserve">Escribe una afirmación, da evidencia matemática y explica tu razonamiento.</w:t>
       </w:r>
     </w:p>
-    <w:p>
-      <w:pPr>
-        <w:spacing w:after="60"/>
-      </w:pPr>
-      <w:r>
-        <w:rPr>
-          <w:color w:val="1A2733"/>
-          <w:sz w:val="21"/>
-          <w:szCs w:val="21"/>
-        </w:rPr>
-        <w:t xml:space="preserve">My claim is ___.</w:t>
-      </w:r>
-      <w:r>
-        <w:rPr>
-          <w:i/>
-          <w:iCs/>
-          <w:color w:val="5F6F80"/>
-          <w:sz w:val="19"/>
-          <w:szCs w:val="19"/>
-        </w:rPr>
-        <w:br/>
-        <w:t xml:space="preserve">Mi afirmación es ___.</w:t>
-      </w:r>
-    </w:p>
-    <w:p>
-      <w:pPr>
-        <w:spacing w:after="60"/>
-      </w:pPr>
-      <w:r>
-        <w:rPr>
-          <w:color w:val="1A2733"/>
-          <w:sz w:val="21"/>
-          <w:szCs w:val="21"/>
-        </w:rPr>
-        <w:t xml:space="preserve">My math evidence is ___.</w:t>
-      </w:r>
-      <w:r>
-        <w:rPr>
-          <w:i/>
-          <w:iCs/>
-          <w:color w:val="5F6F80"/>
-          <w:sz w:val="19"/>
-          <w:szCs w:val="19"/>
-        </w:rPr>
-        <w:br/>
-        <w:t xml:space="preserve">Mi evidencia matemática es ___.</w:t>
-      </w:r>
-    </w:p>
-    <w:p>
-      <w:pPr>
-        <w:spacing w:after="60"/>
-      </w:pPr>
-      <w:r>
-        <w:rPr>
-          <w:color w:val="1A2733"/>
-          <w:sz w:val="21"/>
-          <w:szCs w:val="21"/>
-        </w:rPr>
-        <w:t xml:space="preserve">This proves ___ because ___.</w:t>
-      </w:r>
-      <w:r>
-        <w:rPr>
-          <w:i/>
-          <w:iCs/>
-          <w:color w:val="5F6F80"/>
-          <w:sz w:val="19"/>
-          <w:szCs w:val="19"/>
-        </w:rPr>
-        <w:br/>
-        <w:t xml:space="preserve">Esto demuestra ___ porque ___.</w:t>
-      </w:r>
-    </w:p>
     <w:tbl>
       <w:tblPr>
         <w:tblW w:type="pct" w:w="100%"/>
@@ -3047,7 +2666,7 @@
           <w:sz w:val="24"/>
           <w:szCs w:val="24"/>
         </w:rPr>
-        <w:t xml:space="preserve">4. Check Your Explanation</w:t>
+        <w:t xml:space="preserve">Check Your Explanation</w:t>
       </w:r>
       <w:r>
         <w:rPr>
@@ -3057,7 +2676,7 @@
           <w:sz w:val="19"/>
           <w:szCs w:val="19"/>
         </w:rPr>
-        <w:t xml:space="preserve">   five quick checks</w:t>
+        <w:t xml:space="preserve">   three quick checks</w:t>
       </w:r>
     </w:p>
     <w:p>
@@ -3081,17 +2700,6 @@
         </w:rPr>
         <w:t xml:space="preserve">I answered the question.</w:t>
       </w:r>
-      <w:r>
-        <w:rPr>
-          <w:i/>
-          <w:iCs/>
-          <w:color w:val="5F6F80"/>
-          <w:sz w:val="18"/>
-          <w:szCs w:val="18"/>
-        </w:rPr>
-        <w:br/>
-        <w:t xml:space="preserve">Respondí la pregunta.</w:t>
-      </w:r>
     </w:p>
     <w:p>
       <w:pPr>
@@ -3112,18 +2720,7 @@
           <w:sz w:val="20"/>
           <w:szCs w:val="20"/>
         </w:rPr>
-        <w:t xml:space="preserve">I used math evidence: numbers, an equation, a model, or a comparison.</w:t>
-      </w:r>
-      <w:r>
-        <w:rPr>
-          <w:i/>
-          <w:iCs/>
-          <w:color w:val="5F6F80"/>
-          <w:sz w:val="18"/>
-          <w:szCs w:val="18"/>
-        </w:rPr>
-        <w:br/>
-        <w:t xml:space="preserve">Usé evidencia matemática: números, una ecuación, un modelo o una comparación.</w:t>
+        <w:t xml:space="preserve">I used math evidence: numbers, an equation, or a model.</w:t>
       </w:r>
     </w:p>
     <w:p>
@@ -3145,84 +2742,7 @@
           <w:sz w:val="20"/>
           <w:szCs w:val="20"/>
         </w:rPr>
-        <w:t xml:space="preserve">I explained how the evidence proves my answer.</w:t>
-      </w:r>
-      <w:r>
-        <w:rPr>
-          <w:i/>
-          <w:iCs/>
-          <w:color w:val="5F6F80"/>
-          <w:sz w:val="18"/>
-          <w:szCs w:val="18"/>
-        </w:rPr>
-        <w:br/>
-        <w:t xml:space="preserve">Expliqué cómo la evidencia demuestra mi respuesta.</w:t>
-      </w:r>
-    </w:p>
-    <w:p>
-      <w:pPr>
-        <w:spacing w:after="80"/>
-      </w:pPr>
-      <w:r>
-        <w:rPr>
-          <w:b/>
-          <w:bCs/>
-          <w:color w:val="1FA6A2"/>
-          <w:sz w:val="22"/>
-          <w:szCs w:val="22"/>
-        </w:rPr>
-        <w:t xml:space="preserve">☐  </w:t>
-      </w:r>
-      <w:r>
-        <w:rPr>
-          <w:sz w:val="20"/>
-          <w:szCs w:val="20"/>
-        </w:rPr>
         <w:t xml:space="preserve">I used at least two math words.</w:t>
-      </w:r>
-      <w:r>
-        <w:rPr>
-          <w:i/>
-          <w:iCs/>
-          <w:color w:val="5F6F80"/>
-          <w:sz w:val="18"/>
-          <w:szCs w:val="18"/>
-        </w:rPr>
-        <w:br/>
-        <w:t xml:space="preserve">Usé por lo menos dos palabras matemáticas.</w:t>
-      </w:r>
-    </w:p>
-    <w:p>
-      <w:pPr>
-        <w:spacing w:after="80"/>
-      </w:pPr>
-      <w:r>
-        <w:rPr>
-          <w:b/>
-          <w:bCs/>
-          <w:color w:val="1FA6A2"/>
-          <w:sz w:val="22"/>
-          <w:szCs w:val="22"/>
-        </w:rPr>
-        <w:t xml:space="preserve">☐  </w:t>
-      </w:r>
-      <w:r>
-        <w:rPr>
-          <w:sz w:val="20"/>
-          <w:szCs w:val="20"/>
-        </w:rPr>
-        <w:t xml:space="preserve">I reread complete sentences and punctuation.</w:t>
-      </w:r>
-      <w:r>
-        <w:rPr>
-          <w:i/>
-          <w:iCs/>
-          <w:color w:val="5F6F80"/>
-          <w:sz w:val="18"/>
-          <w:szCs w:val="18"/>
-        </w:rPr>
-        <w:br/>
-        <w:t xml:space="preserve">Volví a leer mis oraciones completas y la puntuación.</w:t>
       </w:r>
     </w:p>
     <w:p>
